--- a/Fonte_Sigilosa/대본/7부/13화_Isabela_em_risco.docx
+++ b/Fonte_Sigilosa/대본/7부/13화_Isabela_em_risco.docx
@@ -3957,7 +3957,7 @@
           <w:color w:val="808080"/>
           <w:sz w:val="18"/>
         </w:rPr>
-        <w:t>치아구, 대부분은 공항으로 보낼 거야. 근데 크루제이루 차는 계속 너희한테 붙어 있어.</w:t>
+        <w:t>대부분은 공항으로 보낼 거야. 근데 크루제이루 차는 계속 너희한테 붙어 있어.</w:t>
       </w:r>
     </w:p>
     <w:p>
